--- a/Конспект уроков.docx
+++ b/Конспект уроков.docx
@@ -1181,13 +1181,47 @@
       <w:pPr>
         <w:rPr>
           <w:rFonts w:ascii="Times New Roman" w:hAnsi="Times New Roman" w:cs="Times New Roman"/>
-        </w:rPr>
-      </w:pPr>
-      <w:r>
-        <w:rPr>
-          <w:rFonts w:ascii="Times New Roman" w:hAnsi="Times New Roman" w:cs="Times New Roman"/>
-        </w:rPr>
-        <w:t># вывод истории команд</w:t>
+          <w:lang w:val="en-US"/>
+        </w:rPr>
+      </w:pPr>
+      <w:r>
+        <w:rPr>
+          <w:rFonts w:ascii="Times New Roman" w:hAnsi="Times New Roman" w:cs="Times New Roman"/>
+          <w:lang w:val="en-US"/>
+        </w:rPr>
+        <w:t xml:space="preserve"># </w:t>
+      </w:r>
+      <w:r>
+        <w:rPr>
+          <w:rFonts w:ascii="Times New Roman" w:hAnsi="Times New Roman" w:cs="Times New Roman"/>
+        </w:rPr>
+        <w:t>вывод</w:t>
+      </w:r>
+      <w:r>
+        <w:rPr>
+          <w:rFonts w:ascii="Times New Roman" w:hAnsi="Times New Roman" w:cs="Times New Roman"/>
+          <w:lang w:val="en-US"/>
+        </w:rPr>
+        <w:t xml:space="preserve"> </w:t>
+      </w:r>
+      <w:r>
+        <w:rPr>
+          <w:rFonts w:ascii="Times New Roman" w:hAnsi="Times New Roman" w:cs="Times New Roman"/>
+        </w:rPr>
+        <w:t>истории</w:t>
+      </w:r>
+      <w:r>
+        <w:rPr>
+          <w:rFonts w:ascii="Times New Roman" w:hAnsi="Times New Roman" w:cs="Times New Roman"/>
+          <w:lang w:val="en-US"/>
+        </w:rPr>
+        <w:t xml:space="preserve"> </w:t>
+      </w:r>
+      <w:r>
+        <w:rPr>
+          <w:rFonts w:ascii="Times New Roman" w:hAnsi="Times New Roman" w:cs="Times New Roman"/>
+        </w:rPr>
+        <w:t>команд</w:t>
       </w:r>
     </w:p>
     <w:p>
@@ -2794,6 +2828,7 @@
       <w:pPr>
         <w:rPr>
           <w:rFonts w:ascii="Times New Roman" w:hAnsi="Times New Roman" w:cs="Times New Roman"/>
+          <w:lang w:val="en-US"/>
         </w:rPr>
       </w:pPr>
       <w:proofErr w:type="gramStart"/>
@@ -2807,6 +2842,7 @@
       <w:r>
         <w:rPr>
           <w:rFonts w:ascii="Times New Roman" w:hAnsi="Times New Roman" w:cs="Times New Roman"/>
+          <w:lang w:val="en-US"/>
         </w:rPr>
         <w:t xml:space="preserve"> .</w:t>
       </w:r>
@@ -2825,18 +2861,21 @@
       <w:pPr>
         <w:rPr>
           <w:rFonts w:ascii="Times New Roman" w:hAnsi="Times New Roman" w:cs="Times New Roman"/>
-        </w:rPr>
-      </w:pPr>
-    </w:p>
-    <w:p>
-      <w:pPr>
-        <w:rPr>
-          <w:rFonts w:ascii="Times New Roman" w:hAnsi="Times New Roman" w:cs="Times New Roman"/>
-        </w:rPr>
-      </w:pPr>
-      <w:r>
-        <w:rPr>
-          <w:rFonts w:ascii="Times New Roman" w:hAnsi="Times New Roman" w:cs="Times New Roman"/>
+          <w:lang w:val="en-US"/>
+        </w:rPr>
+      </w:pPr>
+    </w:p>
+    <w:p>
+      <w:pPr>
+        <w:rPr>
+          <w:rFonts w:ascii="Times New Roman" w:hAnsi="Times New Roman" w:cs="Times New Roman"/>
+          <w:lang w:val="en-US"/>
+        </w:rPr>
+      </w:pPr>
+      <w:r>
+        <w:rPr>
+          <w:rFonts w:ascii="Times New Roman" w:hAnsi="Times New Roman" w:cs="Times New Roman"/>
+          <w:lang w:val="en-US"/>
         </w:rPr>
         <w:t xml:space="preserve">                  </w:t>
       </w:r>
@@ -2845,19 +2884,22 @@
       <w:pPr>
         <w:rPr>
           <w:rFonts w:ascii="Times New Roman" w:hAnsi="Times New Roman" w:cs="Times New Roman"/>
-        </w:rPr>
-      </w:pPr>
-      <w:r>
-        <w:rPr>
-          <w:rFonts w:ascii="Times New Roman" w:hAnsi="Times New Roman" w:cs="Times New Roman"/>
-        </w:rPr>
-        <w:t xml:space="preserve"> </w:t>
-      </w:r>
-    </w:p>
-    <w:p>
-      <w:pPr>
-        <w:rPr>
-          <w:rFonts w:ascii="Times New Roman" w:hAnsi="Times New Roman" w:cs="Times New Roman"/>
+          <w:lang w:val="en-US"/>
+        </w:rPr>
+      </w:pPr>
+      <w:r>
+        <w:rPr>
+          <w:rFonts w:ascii="Times New Roman" w:hAnsi="Times New Roman" w:cs="Times New Roman"/>
+          <w:lang w:val="en-US"/>
+        </w:rPr>
+        <w:t xml:space="preserve"> </w:t>
+      </w:r>
+    </w:p>
+    <w:p>
+      <w:pPr>
+        <w:rPr>
+          <w:rFonts w:ascii="Times New Roman" w:hAnsi="Times New Roman" w:cs="Times New Roman"/>
+          <w:lang w:val="en-US"/>
         </w:rPr>
       </w:pPr>
     </w:p>
@@ -14598,27 +14640,7 @@
           <w:sz w:val="28"/>
           <w:szCs w:val="28"/>
         </w:rPr>
-        <w:t>Конспект урока</w:t>
-      </w:r>
-      <w:r>
-        <w:rPr>
-          <w:rFonts w:asciiTheme="majorHAnsi" w:hAnsiTheme="majorHAnsi" w:cstheme="majorHAnsi"/>
-          <w:b/>
-          <w:bCs/>
-          <w:sz w:val="28"/>
-          <w:szCs w:val="28"/>
-        </w:rPr>
-        <w:t xml:space="preserve"> </w:t>
-      </w:r>
-      <w:r>
-        <w:rPr>
-          <w:rFonts w:asciiTheme="majorHAnsi" w:hAnsiTheme="majorHAnsi" w:cstheme="majorHAnsi"/>
-          <w:b/>
-          <w:bCs/>
-          <w:sz w:val="28"/>
-          <w:szCs w:val="28"/>
-        </w:rPr>
-        <w:t>3.1 Создание удаленного репозитория</w:t>
+        <w:t>Конспект урока 3.1 Создание удаленного репозитория</w:t>
       </w:r>
     </w:p>
     <w:p>
@@ -16146,7 +16168,1300 @@
           <w:sz w:val="24"/>
           <w:szCs w:val="24"/>
         </w:rPr>
-        <w:t xml:space="preserve"> https://github.com/pragmatic-programmer-education/first_project.git</w:t>
+        <w:t xml:space="preserve"> </w:t>
+      </w:r>
+      <w:hyperlink r:id="rId23" w:history="1">
+        <w:r>
+          <w:rPr>
+            <w:rStyle w:val="a3"/>
+            <w:rFonts w:asciiTheme="majorHAnsi" w:hAnsiTheme="majorHAnsi" w:cstheme="majorHAnsi"/>
+            <w:sz w:val="24"/>
+            <w:szCs w:val="24"/>
+          </w:rPr>
+          <w:t>https://github.com/pragmatic-programmer-education/first_project.git</w:t>
+        </w:r>
+      </w:hyperlink>
+    </w:p>
+    <w:p>
+      <w:pPr>
+        <w:rPr>
+          <w:rFonts w:asciiTheme="majorHAnsi" w:hAnsiTheme="majorHAnsi" w:cstheme="majorHAnsi"/>
+          <w:sz w:val="24"/>
+          <w:szCs w:val="24"/>
+        </w:rPr>
+      </w:pPr>
+    </w:p>
+    <w:p>
+      <w:pPr>
+        <w:rPr>
+          <w:rFonts w:asciiTheme="majorHAnsi" w:hAnsiTheme="majorHAnsi" w:cstheme="majorHAnsi"/>
+          <w:b/>
+          <w:bCs/>
+          <w:sz w:val="28"/>
+          <w:szCs w:val="28"/>
+        </w:rPr>
+      </w:pPr>
+      <w:r>
+        <w:rPr>
+          <w:rFonts w:asciiTheme="majorHAnsi" w:hAnsiTheme="majorHAnsi" w:cstheme="majorHAnsi"/>
+          <w:b/>
+          <w:bCs/>
+          <w:sz w:val="28"/>
+          <w:szCs w:val="28"/>
+        </w:rPr>
+        <w:t>Конспект урока</w:t>
+      </w:r>
+      <w:r>
+        <w:rPr>
+          <w:rFonts w:asciiTheme="majorHAnsi" w:hAnsiTheme="majorHAnsi" w:cstheme="majorHAnsi"/>
+          <w:b/>
+          <w:bCs/>
+          <w:sz w:val="28"/>
+          <w:szCs w:val="28"/>
+        </w:rPr>
+        <w:t xml:space="preserve"> 3.2. копирование репозитория</w:t>
+      </w:r>
+    </w:p>
+    <w:p>
+      <w:pPr>
+        <w:rPr>
+          <w:rFonts w:asciiTheme="majorHAnsi" w:hAnsiTheme="majorHAnsi" w:cstheme="majorHAnsi"/>
+          <w:sz w:val="24"/>
+          <w:szCs w:val="24"/>
+        </w:rPr>
+      </w:pPr>
+      <w:r>
+        <w:rPr>
+          <w:rFonts w:asciiTheme="majorHAnsi" w:hAnsiTheme="majorHAnsi" w:cstheme="majorHAnsi"/>
+          <w:sz w:val="24"/>
+          <w:szCs w:val="24"/>
+        </w:rPr>
+        <w:t xml:space="preserve">Команда </w:t>
+      </w:r>
+      <w:proofErr w:type="spellStart"/>
+      <w:r>
+        <w:rPr>
+          <w:rFonts w:asciiTheme="majorHAnsi" w:hAnsiTheme="majorHAnsi" w:cstheme="majorHAnsi"/>
+          <w:sz w:val="24"/>
+          <w:szCs w:val="24"/>
+        </w:rPr>
+        <w:t>git</w:t>
+      </w:r>
+      <w:proofErr w:type="spellEnd"/>
+      <w:r>
+        <w:rPr>
+          <w:rFonts w:asciiTheme="majorHAnsi" w:hAnsiTheme="majorHAnsi" w:cstheme="majorHAnsi"/>
+          <w:sz w:val="24"/>
+          <w:szCs w:val="24"/>
+        </w:rPr>
+        <w:t xml:space="preserve"> </w:t>
+      </w:r>
+      <w:proofErr w:type="spellStart"/>
+      <w:r>
+        <w:rPr>
+          <w:rFonts w:asciiTheme="majorHAnsi" w:hAnsiTheme="majorHAnsi" w:cstheme="majorHAnsi"/>
+          <w:sz w:val="24"/>
+          <w:szCs w:val="24"/>
+        </w:rPr>
+        <w:t>clone</w:t>
+      </w:r>
+      <w:proofErr w:type="spellEnd"/>
+      <w:r>
+        <w:rPr>
+          <w:rFonts w:asciiTheme="majorHAnsi" w:hAnsiTheme="majorHAnsi" w:cstheme="majorHAnsi"/>
+          <w:sz w:val="24"/>
+          <w:szCs w:val="24"/>
+        </w:rPr>
+        <w:t xml:space="preserve"> создает локальную копию удаленного репозитория, включая всю его историю и ветки.</w:t>
+      </w:r>
+    </w:p>
+    <w:p>
+      <w:pPr>
+        <w:rPr>
+          <w:rFonts w:asciiTheme="majorHAnsi" w:hAnsiTheme="majorHAnsi" w:cstheme="majorHAnsi"/>
+          <w:sz w:val="24"/>
+          <w:szCs w:val="24"/>
+        </w:rPr>
+      </w:pPr>
+    </w:p>
+    <w:p>
+      <w:pPr>
+        <w:rPr>
+          <w:rFonts w:asciiTheme="majorHAnsi" w:hAnsiTheme="majorHAnsi" w:cstheme="majorHAnsi"/>
+          <w:sz w:val="24"/>
+          <w:szCs w:val="24"/>
+        </w:rPr>
+      </w:pPr>
+      <w:r>
+        <w:rPr>
+          <w:rFonts w:asciiTheme="majorHAnsi" w:hAnsiTheme="majorHAnsi" w:cstheme="majorHAnsi"/>
+          <w:sz w:val="24"/>
+          <w:szCs w:val="24"/>
+        </w:rPr>
+        <w:t xml:space="preserve">Схема работы с </w:t>
+      </w:r>
+      <w:proofErr w:type="spellStart"/>
+      <w:r>
+        <w:rPr>
+          <w:rFonts w:asciiTheme="majorHAnsi" w:hAnsiTheme="majorHAnsi" w:cstheme="majorHAnsi"/>
+          <w:sz w:val="24"/>
+          <w:szCs w:val="24"/>
+        </w:rPr>
+        <w:t>GitHub</w:t>
+      </w:r>
+      <w:proofErr w:type="spellEnd"/>
+    </w:p>
+    <w:p>
+      <w:pPr>
+        <w:rPr>
+          <w:rFonts w:asciiTheme="majorHAnsi" w:hAnsiTheme="majorHAnsi" w:cstheme="majorHAnsi"/>
+          <w:sz w:val="24"/>
+          <w:szCs w:val="24"/>
+        </w:rPr>
+      </w:pPr>
+      <w:r>
+        <w:rPr>
+          <w:noProof/>
+        </w:rPr>
+        <w:lastRenderedPageBreak/>
+        <w:drawing>
+          <wp:inline distT="0" distB="0" distL="0" distR="0" wp14:anchorId="67E76F09" wp14:editId="00E00E6E">
+            <wp:extent cx="5939790" cy="4742815"/>
+            <wp:effectExtent l="0" t="0" r="3810" b="635"/>
+            <wp:docPr id="4" name="Рисунок 4"/>
+            <wp:cNvGraphicFramePr>
+              <a:graphicFrameLocks xmlns:a="http://schemas.openxmlformats.org/drawingml/2006/main" noChangeAspect="1"/>
+            </wp:cNvGraphicFramePr>
+            <a:graphic xmlns:a="http://schemas.openxmlformats.org/drawingml/2006/main">
+              <a:graphicData uri="http://schemas.openxmlformats.org/drawingml/2006/picture">
+                <pic:pic xmlns:pic="http://schemas.openxmlformats.org/drawingml/2006/picture">
+                  <pic:nvPicPr>
+                    <pic:cNvPr id="1" name=""/>
+                    <pic:cNvPicPr/>
+                  </pic:nvPicPr>
+                  <pic:blipFill>
+                    <a:blip r:embed="rId24"/>
+                    <a:stretch>
+                      <a:fillRect/>
+                    </a:stretch>
+                  </pic:blipFill>
+                  <pic:spPr>
+                    <a:xfrm>
+                      <a:off x="0" y="0"/>
+                      <a:ext cx="5939790" cy="4742815"/>
+                    </a:xfrm>
+                    <a:prstGeom prst="rect">
+                      <a:avLst/>
+                    </a:prstGeom>
+                  </pic:spPr>
+                </pic:pic>
+              </a:graphicData>
+            </a:graphic>
+          </wp:inline>
+        </w:drawing>
+      </w:r>
+    </w:p>
+    <w:p>
+      <w:pPr>
+        <w:rPr>
+          <w:rFonts w:asciiTheme="majorHAnsi" w:hAnsiTheme="majorHAnsi" w:cstheme="majorHAnsi"/>
+          <w:sz w:val="24"/>
+          <w:szCs w:val="24"/>
+        </w:rPr>
+      </w:pPr>
+      <w:r>
+        <w:rPr>
+          <w:rFonts w:asciiTheme="majorHAnsi" w:hAnsiTheme="majorHAnsi" w:cstheme="majorHAnsi"/>
+          <w:sz w:val="24"/>
+          <w:szCs w:val="24"/>
+        </w:rPr>
+        <w:t>Список команд</w:t>
+      </w:r>
+    </w:p>
+    <w:p>
+      <w:pPr>
+        <w:rPr>
+          <w:rFonts w:asciiTheme="majorHAnsi" w:hAnsiTheme="majorHAnsi" w:cstheme="majorHAnsi"/>
+          <w:sz w:val="24"/>
+          <w:szCs w:val="24"/>
+        </w:rPr>
+      </w:pPr>
+      <w:r>
+        <w:rPr>
+          <w:rFonts w:asciiTheme="majorHAnsi" w:hAnsiTheme="majorHAnsi" w:cstheme="majorHAnsi"/>
+          <w:sz w:val="24"/>
+          <w:szCs w:val="24"/>
+        </w:rPr>
+        <w:t>##### на домашнем ПК</w:t>
+      </w:r>
+    </w:p>
+    <w:p>
+      <w:pPr>
+        <w:rPr>
+          <w:rFonts w:asciiTheme="majorHAnsi" w:hAnsiTheme="majorHAnsi" w:cstheme="majorHAnsi"/>
+          <w:sz w:val="24"/>
+          <w:szCs w:val="24"/>
+        </w:rPr>
+      </w:pPr>
+      <w:r>
+        <w:rPr>
+          <w:rFonts w:asciiTheme="majorHAnsi" w:hAnsiTheme="majorHAnsi" w:cstheme="majorHAnsi"/>
+          <w:sz w:val="24"/>
+          <w:szCs w:val="24"/>
+        </w:rPr>
+        <w:t># переместимся в родительский каталог</w:t>
+      </w:r>
+    </w:p>
+    <w:p>
+      <w:pPr>
+        <w:rPr>
+          <w:rFonts w:asciiTheme="majorHAnsi" w:hAnsiTheme="majorHAnsi" w:cstheme="majorHAnsi"/>
+          <w:sz w:val="24"/>
+          <w:szCs w:val="24"/>
+        </w:rPr>
+      </w:pPr>
+      <w:proofErr w:type="spellStart"/>
+      <w:r>
+        <w:rPr>
+          <w:rFonts w:asciiTheme="majorHAnsi" w:hAnsiTheme="majorHAnsi" w:cstheme="majorHAnsi"/>
+          <w:sz w:val="24"/>
+          <w:szCs w:val="24"/>
+        </w:rPr>
+        <w:t>cd</w:t>
+      </w:r>
+      <w:proofErr w:type="spellEnd"/>
+      <w:proofErr w:type="gramStart"/>
+      <w:r>
+        <w:rPr>
+          <w:rFonts w:asciiTheme="majorHAnsi" w:hAnsiTheme="majorHAnsi" w:cstheme="majorHAnsi"/>
+          <w:sz w:val="24"/>
+          <w:szCs w:val="24"/>
+        </w:rPr>
+        <w:t xml:space="preserve"> ..</w:t>
+      </w:r>
+      <w:proofErr w:type="gramEnd"/>
+    </w:p>
+    <w:p>
+      <w:pPr>
+        <w:rPr>
+          <w:rFonts w:asciiTheme="majorHAnsi" w:hAnsiTheme="majorHAnsi" w:cstheme="majorHAnsi"/>
+          <w:sz w:val="24"/>
+          <w:szCs w:val="24"/>
+        </w:rPr>
+      </w:pPr>
+      <w:r>
+        <w:rPr>
+          <w:rFonts w:asciiTheme="majorHAnsi" w:hAnsiTheme="majorHAnsi" w:cstheme="majorHAnsi"/>
+          <w:sz w:val="24"/>
+          <w:szCs w:val="24"/>
+        </w:rPr>
+        <w:t># создадим папку для нового клонируемого репозитория</w:t>
+      </w:r>
+    </w:p>
+    <w:p>
+      <w:pPr>
+        <w:rPr>
+          <w:rFonts w:asciiTheme="majorHAnsi" w:hAnsiTheme="majorHAnsi" w:cstheme="majorHAnsi"/>
+          <w:sz w:val="24"/>
+          <w:szCs w:val="24"/>
+        </w:rPr>
+      </w:pPr>
+      <w:proofErr w:type="spellStart"/>
+      <w:r>
+        <w:rPr>
+          <w:rFonts w:asciiTheme="majorHAnsi" w:hAnsiTheme="majorHAnsi" w:cstheme="majorHAnsi"/>
+          <w:sz w:val="24"/>
+          <w:szCs w:val="24"/>
+        </w:rPr>
+        <w:t>mkdir</w:t>
+      </w:r>
+      <w:proofErr w:type="spellEnd"/>
+      <w:r>
+        <w:rPr>
+          <w:rFonts w:asciiTheme="majorHAnsi" w:hAnsiTheme="majorHAnsi" w:cstheme="majorHAnsi"/>
+          <w:sz w:val="24"/>
+          <w:szCs w:val="24"/>
+        </w:rPr>
+        <w:t xml:space="preserve"> </w:t>
+      </w:r>
+      <w:proofErr w:type="spellStart"/>
+      <w:r>
+        <w:rPr>
+          <w:rFonts w:asciiTheme="majorHAnsi" w:hAnsiTheme="majorHAnsi" w:cstheme="majorHAnsi"/>
+          <w:sz w:val="24"/>
+          <w:szCs w:val="24"/>
+        </w:rPr>
+        <w:t>github_repo_clone</w:t>
+      </w:r>
+      <w:proofErr w:type="spellEnd"/>
+    </w:p>
+    <w:p>
+      <w:pPr>
+        <w:rPr>
+          <w:rFonts w:asciiTheme="majorHAnsi" w:hAnsiTheme="majorHAnsi" w:cstheme="majorHAnsi"/>
+          <w:sz w:val="24"/>
+          <w:szCs w:val="24"/>
+        </w:rPr>
+      </w:pPr>
+      <w:r>
+        <w:rPr>
+          <w:rFonts w:asciiTheme="majorHAnsi" w:hAnsiTheme="majorHAnsi" w:cstheme="majorHAnsi"/>
+          <w:sz w:val="24"/>
+          <w:szCs w:val="24"/>
+        </w:rPr>
+        <w:t># переместимся в новую папку</w:t>
+      </w:r>
+    </w:p>
+    <w:p>
+      <w:pPr>
+        <w:rPr>
+          <w:rFonts w:asciiTheme="majorHAnsi" w:hAnsiTheme="majorHAnsi" w:cstheme="majorHAnsi"/>
+          <w:sz w:val="24"/>
+          <w:szCs w:val="24"/>
+        </w:rPr>
+      </w:pPr>
+      <w:proofErr w:type="spellStart"/>
+      <w:r>
+        <w:rPr>
+          <w:rFonts w:asciiTheme="majorHAnsi" w:hAnsiTheme="majorHAnsi" w:cstheme="majorHAnsi"/>
+          <w:sz w:val="24"/>
+          <w:szCs w:val="24"/>
+        </w:rPr>
+        <w:t>cd</w:t>
+      </w:r>
+      <w:proofErr w:type="spellEnd"/>
+      <w:r>
+        <w:rPr>
+          <w:rFonts w:asciiTheme="majorHAnsi" w:hAnsiTheme="majorHAnsi" w:cstheme="majorHAnsi"/>
+          <w:sz w:val="24"/>
+          <w:szCs w:val="24"/>
+        </w:rPr>
+        <w:t xml:space="preserve"> </w:t>
+      </w:r>
+      <w:proofErr w:type="spellStart"/>
+      <w:r>
+        <w:rPr>
+          <w:rFonts w:asciiTheme="majorHAnsi" w:hAnsiTheme="majorHAnsi" w:cstheme="majorHAnsi"/>
+          <w:sz w:val="24"/>
+          <w:szCs w:val="24"/>
+        </w:rPr>
+        <w:t>github_repo_clone</w:t>
+      </w:r>
+      <w:proofErr w:type="spellEnd"/>
+    </w:p>
+    <w:p>
+      <w:pPr>
+        <w:rPr>
+          <w:rFonts w:asciiTheme="majorHAnsi" w:hAnsiTheme="majorHAnsi" w:cstheme="majorHAnsi"/>
+          <w:sz w:val="24"/>
+          <w:szCs w:val="24"/>
+        </w:rPr>
+      </w:pPr>
+      <w:proofErr w:type="spellStart"/>
+      <w:r>
+        <w:rPr>
+          <w:rFonts w:asciiTheme="majorHAnsi" w:hAnsiTheme="majorHAnsi" w:cstheme="majorHAnsi"/>
+          <w:sz w:val="24"/>
+          <w:szCs w:val="24"/>
+        </w:rPr>
+        <w:t>ls</w:t>
+      </w:r>
+      <w:proofErr w:type="spellEnd"/>
+    </w:p>
+    <w:p>
+      <w:pPr>
+        <w:rPr>
+          <w:rFonts w:asciiTheme="majorHAnsi" w:hAnsiTheme="majorHAnsi" w:cstheme="majorHAnsi"/>
+          <w:sz w:val="24"/>
+          <w:szCs w:val="24"/>
+        </w:rPr>
+      </w:pPr>
+    </w:p>
+    <w:p>
+      <w:pPr>
+        <w:rPr>
+          <w:rFonts w:asciiTheme="majorHAnsi" w:hAnsiTheme="majorHAnsi" w:cstheme="majorHAnsi"/>
+          <w:sz w:val="24"/>
+          <w:szCs w:val="24"/>
+        </w:rPr>
+      </w:pPr>
+      <w:r>
+        <w:rPr>
+          <w:rFonts w:asciiTheme="majorHAnsi" w:hAnsiTheme="majorHAnsi" w:cstheme="majorHAnsi"/>
+          <w:sz w:val="24"/>
+          <w:szCs w:val="24"/>
+        </w:rPr>
+        <w:t xml:space="preserve"># клонируем репозиторий из </w:t>
+      </w:r>
+      <w:proofErr w:type="spellStart"/>
+      <w:r>
+        <w:rPr>
+          <w:rFonts w:asciiTheme="majorHAnsi" w:hAnsiTheme="majorHAnsi" w:cstheme="majorHAnsi"/>
+          <w:sz w:val="24"/>
+          <w:szCs w:val="24"/>
+        </w:rPr>
+        <w:t>GitHub</w:t>
+      </w:r>
+      <w:proofErr w:type="spellEnd"/>
+      <w:r>
+        <w:rPr>
+          <w:rFonts w:asciiTheme="majorHAnsi" w:hAnsiTheme="majorHAnsi" w:cstheme="majorHAnsi"/>
+          <w:sz w:val="24"/>
+          <w:szCs w:val="24"/>
+        </w:rPr>
+        <w:t xml:space="preserve"> на локальный компьютер</w:t>
+      </w:r>
+    </w:p>
+    <w:p>
+      <w:pPr>
+        <w:rPr>
+          <w:rFonts w:asciiTheme="majorHAnsi" w:hAnsiTheme="majorHAnsi" w:cstheme="majorHAnsi"/>
+          <w:sz w:val="24"/>
+          <w:szCs w:val="24"/>
+          <w:lang w:val="en-US"/>
+        </w:rPr>
+      </w:pPr>
+      <w:r>
+        <w:rPr>
+          <w:rFonts w:asciiTheme="majorHAnsi" w:hAnsiTheme="majorHAnsi" w:cstheme="majorHAnsi"/>
+          <w:sz w:val="24"/>
+          <w:szCs w:val="24"/>
+          <w:lang w:val="en-US"/>
+        </w:rPr>
+        <w:t>git clone https://github.com/pragmatic-programmer-education/first_project.git</w:t>
+      </w:r>
+    </w:p>
+    <w:p>
+      <w:pPr>
+        <w:rPr>
+          <w:rFonts w:asciiTheme="majorHAnsi" w:hAnsiTheme="majorHAnsi" w:cstheme="majorHAnsi"/>
+          <w:sz w:val="24"/>
+          <w:szCs w:val="24"/>
+          <w:lang w:val="en-US"/>
+        </w:rPr>
+      </w:pPr>
+      <w:r>
+        <w:rPr>
+          <w:rFonts w:asciiTheme="majorHAnsi" w:hAnsiTheme="majorHAnsi" w:cstheme="majorHAnsi"/>
+          <w:sz w:val="24"/>
+          <w:szCs w:val="24"/>
+          <w:lang w:val="en-US"/>
+        </w:rPr>
+        <w:t xml:space="preserve"># </w:t>
+      </w:r>
+      <w:r>
+        <w:rPr>
+          <w:rFonts w:asciiTheme="majorHAnsi" w:hAnsiTheme="majorHAnsi" w:cstheme="majorHAnsi"/>
+          <w:sz w:val="24"/>
+          <w:szCs w:val="24"/>
+        </w:rPr>
+        <w:t>проверяем</w:t>
+      </w:r>
+    </w:p>
+    <w:p>
+      <w:pPr>
+        <w:rPr>
+          <w:rFonts w:asciiTheme="majorHAnsi" w:hAnsiTheme="majorHAnsi" w:cstheme="majorHAnsi"/>
+          <w:sz w:val="24"/>
+          <w:szCs w:val="24"/>
+          <w:lang w:val="en-US"/>
+        </w:rPr>
+      </w:pPr>
+      <w:r>
+        <w:rPr>
+          <w:rFonts w:asciiTheme="majorHAnsi" w:hAnsiTheme="majorHAnsi" w:cstheme="majorHAnsi"/>
+          <w:sz w:val="24"/>
+          <w:szCs w:val="24"/>
+          <w:lang w:val="en-US"/>
+        </w:rPr>
+        <w:t>ls -a</w:t>
+      </w:r>
+    </w:p>
+    <w:p>
+      <w:pPr>
+        <w:rPr>
+          <w:rFonts w:asciiTheme="majorHAnsi" w:hAnsiTheme="majorHAnsi" w:cstheme="majorHAnsi"/>
+          <w:sz w:val="24"/>
+          <w:szCs w:val="24"/>
+          <w:lang w:val="en-US"/>
+        </w:rPr>
+      </w:pPr>
+      <w:r>
+        <w:rPr>
+          <w:rFonts w:asciiTheme="majorHAnsi" w:hAnsiTheme="majorHAnsi" w:cstheme="majorHAnsi"/>
+          <w:sz w:val="24"/>
+          <w:szCs w:val="24"/>
+          <w:lang w:val="en-US"/>
+        </w:rPr>
+        <w:lastRenderedPageBreak/>
+        <w:t>git status</w:t>
+      </w:r>
+    </w:p>
+    <w:p>
+      <w:pPr>
+        <w:rPr>
+          <w:rFonts w:asciiTheme="majorHAnsi" w:hAnsiTheme="majorHAnsi" w:cstheme="majorHAnsi"/>
+          <w:sz w:val="24"/>
+          <w:szCs w:val="24"/>
+          <w:lang w:val="en-US"/>
+        </w:rPr>
+      </w:pPr>
+      <w:r>
+        <w:rPr>
+          <w:rFonts w:asciiTheme="majorHAnsi" w:hAnsiTheme="majorHAnsi" w:cstheme="majorHAnsi"/>
+          <w:sz w:val="24"/>
+          <w:szCs w:val="24"/>
+          <w:lang w:val="en-US"/>
+        </w:rPr>
+        <w:t>git log</w:t>
+      </w:r>
+    </w:p>
+    <w:p>
+      <w:pPr>
+        <w:rPr>
+          <w:rFonts w:asciiTheme="majorHAnsi" w:hAnsiTheme="majorHAnsi" w:cstheme="majorHAnsi"/>
+          <w:sz w:val="24"/>
+          <w:szCs w:val="24"/>
+        </w:rPr>
+      </w:pPr>
+      <w:proofErr w:type="spellStart"/>
+      <w:r>
+        <w:rPr>
+          <w:rFonts w:asciiTheme="majorHAnsi" w:hAnsiTheme="majorHAnsi" w:cstheme="majorHAnsi"/>
+          <w:sz w:val="24"/>
+          <w:szCs w:val="24"/>
+        </w:rPr>
+        <w:t>git</w:t>
+      </w:r>
+      <w:proofErr w:type="spellEnd"/>
+      <w:r>
+        <w:rPr>
+          <w:rFonts w:asciiTheme="majorHAnsi" w:hAnsiTheme="majorHAnsi" w:cstheme="majorHAnsi"/>
+          <w:sz w:val="24"/>
+          <w:szCs w:val="24"/>
+        </w:rPr>
+        <w:t xml:space="preserve"> </w:t>
+      </w:r>
+      <w:proofErr w:type="spellStart"/>
+      <w:r>
+        <w:rPr>
+          <w:rFonts w:asciiTheme="majorHAnsi" w:hAnsiTheme="majorHAnsi" w:cstheme="majorHAnsi"/>
+          <w:sz w:val="24"/>
+          <w:szCs w:val="24"/>
+        </w:rPr>
+        <w:t>reflog</w:t>
+      </w:r>
+      <w:proofErr w:type="spellEnd"/>
+    </w:p>
+    <w:p>
+      <w:pPr>
+        <w:rPr>
+          <w:rFonts w:asciiTheme="majorHAnsi" w:hAnsiTheme="majorHAnsi" w:cstheme="majorHAnsi"/>
+          <w:sz w:val="24"/>
+          <w:szCs w:val="24"/>
+        </w:rPr>
+      </w:pPr>
+    </w:p>
+    <w:p>
+      <w:pPr>
+        <w:rPr>
+          <w:rFonts w:asciiTheme="majorHAnsi" w:hAnsiTheme="majorHAnsi" w:cstheme="majorHAnsi"/>
+          <w:sz w:val="24"/>
+          <w:szCs w:val="24"/>
+        </w:rPr>
+      </w:pPr>
+      <w:r>
+        <w:rPr>
+          <w:rFonts w:asciiTheme="majorHAnsi" w:hAnsiTheme="majorHAnsi" w:cstheme="majorHAnsi"/>
+          <w:sz w:val="24"/>
+          <w:szCs w:val="24"/>
+        </w:rPr>
+        <w:t># выполним некоторые изменения для нового коммита</w:t>
+      </w:r>
+    </w:p>
+    <w:p>
+      <w:pPr>
+        <w:rPr>
+          <w:rFonts w:asciiTheme="majorHAnsi" w:hAnsiTheme="majorHAnsi" w:cstheme="majorHAnsi"/>
+          <w:sz w:val="24"/>
+          <w:szCs w:val="24"/>
+          <w:lang w:val="en-US"/>
+        </w:rPr>
+      </w:pPr>
+      <w:r>
+        <w:rPr>
+          <w:rFonts w:asciiTheme="majorHAnsi" w:hAnsiTheme="majorHAnsi" w:cstheme="majorHAnsi"/>
+          <w:sz w:val="24"/>
+          <w:szCs w:val="24"/>
+          <w:lang w:val="en-US"/>
+        </w:rPr>
+        <w:t xml:space="preserve">cp </w:t>
+      </w:r>
+      <w:proofErr w:type="spellStart"/>
+      <w:r>
+        <w:rPr>
+          <w:rFonts w:asciiTheme="majorHAnsi" w:hAnsiTheme="majorHAnsi" w:cstheme="majorHAnsi"/>
+          <w:sz w:val="24"/>
+          <w:szCs w:val="24"/>
+          <w:lang w:val="en-US"/>
+        </w:rPr>
+        <w:t>web_pages</w:t>
+      </w:r>
+      <w:proofErr w:type="spellEnd"/>
+      <w:r>
+        <w:rPr>
+          <w:rFonts w:asciiTheme="majorHAnsi" w:hAnsiTheme="majorHAnsi" w:cstheme="majorHAnsi"/>
+          <w:sz w:val="24"/>
+          <w:szCs w:val="24"/>
+          <w:lang w:val="en-US"/>
+        </w:rPr>
+        <w:t xml:space="preserve">/page2.html </w:t>
+      </w:r>
+      <w:proofErr w:type="spellStart"/>
+      <w:r>
+        <w:rPr>
+          <w:rFonts w:asciiTheme="majorHAnsi" w:hAnsiTheme="majorHAnsi" w:cstheme="majorHAnsi"/>
+          <w:sz w:val="24"/>
+          <w:szCs w:val="24"/>
+          <w:lang w:val="en-US"/>
+        </w:rPr>
+        <w:t>web_pages</w:t>
+      </w:r>
+      <w:proofErr w:type="spellEnd"/>
+      <w:r>
+        <w:rPr>
+          <w:rFonts w:asciiTheme="majorHAnsi" w:hAnsiTheme="majorHAnsi" w:cstheme="majorHAnsi"/>
+          <w:sz w:val="24"/>
+          <w:szCs w:val="24"/>
+          <w:lang w:val="en-US"/>
+        </w:rPr>
+        <w:t>/page3.html</w:t>
+      </w:r>
+    </w:p>
+    <w:p>
+      <w:pPr>
+        <w:rPr>
+          <w:rFonts w:asciiTheme="majorHAnsi" w:hAnsiTheme="majorHAnsi" w:cstheme="majorHAnsi"/>
+          <w:sz w:val="24"/>
+          <w:szCs w:val="24"/>
+        </w:rPr>
+      </w:pPr>
+      <w:proofErr w:type="spellStart"/>
+      <w:r>
+        <w:rPr>
+          <w:rFonts w:asciiTheme="majorHAnsi" w:hAnsiTheme="majorHAnsi" w:cstheme="majorHAnsi"/>
+          <w:sz w:val="24"/>
+          <w:szCs w:val="24"/>
+        </w:rPr>
+        <w:t>nano</w:t>
+      </w:r>
+      <w:proofErr w:type="spellEnd"/>
+      <w:r>
+        <w:rPr>
+          <w:rFonts w:asciiTheme="majorHAnsi" w:hAnsiTheme="majorHAnsi" w:cstheme="majorHAnsi"/>
+          <w:sz w:val="24"/>
+          <w:szCs w:val="24"/>
+        </w:rPr>
+        <w:t xml:space="preserve"> page3.html</w:t>
+      </w:r>
+    </w:p>
+    <w:p>
+      <w:pPr>
+        <w:rPr>
+          <w:rFonts w:asciiTheme="majorHAnsi" w:hAnsiTheme="majorHAnsi" w:cstheme="majorHAnsi"/>
+          <w:sz w:val="24"/>
+          <w:szCs w:val="24"/>
+        </w:rPr>
+      </w:pPr>
+    </w:p>
+    <w:p>
+      <w:pPr>
+        <w:rPr>
+          <w:rFonts w:asciiTheme="majorHAnsi" w:hAnsiTheme="majorHAnsi" w:cstheme="majorHAnsi"/>
+          <w:sz w:val="24"/>
+          <w:szCs w:val="24"/>
+        </w:rPr>
+      </w:pPr>
+      <w:r>
+        <w:rPr>
+          <w:rFonts w:asciiTheme="majorHAnsi" w:hAnsiTheme="majorHAnsi" w:cstheme="majorHAnsi"/>
+          <w:sz w:val="24"/>
+          <w:szCs w:val="24"/>
+        </w:rPr>
+        <w:t># добавим все изменения в индекс</w:t>
+      </w:r>
+    </w:p>
+    <w:p>
+      <w:pPr>
+        <w:rPr>
+          <w:rFonts w:asciiTheme="majorHAnsi" w:hAnsiTheme="majorHAnsi" w:cstheme="majorHAnsi"/>
+          <w:sz w:val="24"/>
+          <w:szCs w:val="24"/>
+        </w:rPr>
+      </w:pPr>
+      <w:proofErr w:type="spellStart"/>
+      <w:r>
+        <w:rPr>
+          <w:rFonts w:asciiTheme="majorHAnsi" w:hAnsiTheme="majorHAnsi" w:cstheme="majorHAnsi"/>
+          <w:sz w:val="24"/>
+          <w:szCs w:val="24"/>
+        </w:rPr>
+        <w:t>git</w:t>
+      </w:r>
+      <w:proofErr w:type="spellEnd"/>
+      <w:r>
+        <w:rPr>
+          <w:rFonts w:asciiTheme="majorHAnsi" w:hAnsiTheme="majorHAnsi" w:cstheme="majorHAnsi"/>
+          <w:sz w:val="24"/>
+          <w:szCs w:val="24"/>
+        </w:rPr>
+        <w:t xml:space="preserve"> </w:t>
+      </w:r>
+      <w:proofErr w:type="spellStart"/>
+      <w:proofErr w:type="gramStart"/>
+      <w:r>
+        <w:rPr>
+          <w:rFonts w:asciiTheme="majorHAnsi" w:hAnsiTheme="majorHAnsi" w:cstheme="majorHAnsi"/>
+          <w:sz w:val="24"/>
+          <w:szCs w:val="24"/>
+        </w:rPr>
+        <w:t>add</w:t>
+      </w:r>
+      <w:proofErr w:type="spellEnd"/>
+      <w:r>
+        <w:rPr>
+          <w:rFonts w:asciiTheme="majorHAnsi" w:hAnsiTheme="majorHAnsi" w:cstheme="majorHAnsi"/>
+          <w:sz w:val="24"/>
+          <w:szCs w:val="24"/>
+        </w:rPr>
+        <w:t xml:space="preserve"> .</w:t>
+      </w:r>
+      <w:proofErr w:type="gramEnd"/>
+    </w:p>
+    <w:p>
+      <w:pPr>
+        <w:rPr>
+          <w:rFonts w:asciiTheme="majorHAnsi" w:hAnsiTheme="majorHAnsi" w:cstheme="majorHAnsi"/>
+          <w:sz w:val="24"/>
+          <w:szCs w:val="24"/>
+        </w:rPr>
+      </w:pPr>
+      <w:r>
+        <w:rPr>
+          <w:rFonts w:asciiTheme="majorHAnsi" w:hAnsiTheme="majorHAnsi" w:cstheme="majorHAnsi"/>
+          <w:sz w:val="24"/>
+          <w:szCs w:val="24"/>
+        </w:rPr>
+        <w:t># выполним новый коммит</w:t>
+      </w:r>
+    </w:p>
+    <w:p>
+      <w:pPr>
+        <w:rPr>
+          <w:rFonts w:asciiTheme="majorHAnsi" w:hAnsiTheme="majorHAnsi" w:cstheme="majorHAnsi"/>
+          <w:sz w:val="24"/>
+          <w:szCs w:val="24"/>
+        </w:rPr>
+      </w:pPr>
+      <w:proofErr w:type="spellStart"/>
+      <w:r>
+        <w:rPr>
+          <w:rFonts w:asciiTheme="majorHAnsi" w:hAnsiTheme="majorHAnsi" w:cstheme="majorHAnsi"/>
+          <w:sz w:val="24"/>
+          <w:szCs w:val="24"/>
+        </w:rPr>
+        <w:t>git</w:t>
+      </w:r>
+      <w:proofErr w:type="spellEnd"/>
+      <w:r>
+        <w:rPr>
+          <w:rFonts w:asciiTheme="majorHAnsi" w:hAnsiTheme="majorHAnsi" w:cstheme="majorHAnsi"/>
+          <w:sz w:val="24"/>
+          <w:szCs w:val="24"/>
+        </w:rPr>
+        <w:t xml:space="preserve"> </w:t>
+      </w:r>
+      <w:proofErr w:type="spellStart"/>
+      <w:r>
+        <w:rPr>
+          <w:rFonts w:asciiTheme="majorHAnsi" w:hAnsiTheme="majorHAnsi" w:cstheme="majorHAnsi"/>
+          <w:sz w:val="24"/>
+          <w:szCs w:val="24"/>
+        </w:rPr>
+        <w:t>commit</w:t>
+      </w:r>
+      <w:proofErr w:type="spellEnd"/>
+    </w:p>
+    <w:p>
+      <w:pPr>
+        <w:rPr>
+          <w:rFonts w:asciiTheme="majorHAnsi" w:hAnsiTheme="majorHAnsi" w:cstheme="majorHAnsi"/>
+          <w:sz w:val="24"/>
+          <w:szCs w:val="24"/>
+        </w:rPr>
+      </w:pPr>
+      <w:r>
+        <w:rPr>
+          <w:rFonts w:asciiTheme="majorHAnsi" w:hAnsiTheme="majorHAnsi" w:cstheme="majorHAnsi"/>
+          <w:sz w:val="24"/>
+          <w:szCs w:val="24"/>
+        </w:rPr>
+        <w:t xml:space="preserve"># отправим (запушим) на </w:t>
+      </w:r>
+      <w:proofErr w:type="spellStart"/>
+      <w:r>
+        <w:rPr>
+          <w:rFonts w:asciiTheme="majorHAnsi" w:hAnsiTheme="majorHAnsi" w:cstheme="majorHAnsi"/>
+          <w:sz w:val="24"/>
+          <w:szCs w:val="24"/>
+        </w:rPr>
+        <w:t>GitHub</w:t>
+      </w:r>
+      <w:proofErr w:type="spellEnd"/>
+      <w:r>
+        <w:rPr>
+          <w:rFonts w:asciiTheme="majorHAnsi" w:hAnsiTheme="majorHAnsi" w:cstheme="majorHAnsi"/>
+          <w:sz w:val="24"/>
+          <w:szCs w:val="24"/>
+        </w:rPr>
+        <w:t xml:space="preserve"> новый локальный коммит</w:t>
+      </w:r>
+    </w:p>
+    <w:p>
+      <w:pPr>
+        <w:rPr>
+          <w:rFonts w:asciiTheme="majorHAnsi" w:hAnsiTheme="majorHAnsi" w:cstheme="majorHAnsi"/>
+          <w:sz w:val="24"/>
+          <w:szCs w:val="24"/>
+        </w:rPr>
+      </w:pPr>
+      <w:proofErr w:type="spellStart"/>
+      <w:r>
+        <w:rPr>
+          <w:rFonts w:asciiTheme="majorHAnsi" w:hAnsiTheme="majorHAnsi" w:cstheme="majorHAnsi"/>
+          <w:sz w:val="24"/>
+          <w:szCs w:val="24"/>
+        </w:rPr>
+        <w:t>git</w:t>
+      </w:r>
+      <w:proofErr w:type="spellEnd"/>
+      <w:r>
+        <w:rPr>
+          <w:rFonts w:asciiTheme="majorHAnsi" w:hAnsiTheme="majorHAnsi" w:cstheme="majorHAnsi"/>
+          <w:sz w:val="24"/>
+          <w:szCs w:val="24"/>
+        </w:rPr>
+        <w:t xml:space="preserve"> </w:t>
+      </w:r>
+      <w:proofErr w:type="spellStart"/>
+      <w:r>
+        <w:rPr>
+          <w:rFonts w:asciiTheme="majorHAnsi" w:hAnsiTheme="majorHAnsi" w:cstheme="majorHAnsi"/>
+          <w:sz w:val="24"/>
+          <w:szCs w:val="24"/>
+        </w:rPr>
+        <w:t>push</w:t>
+      </w:r>
+      <w:proofErr w:type="spellEnd"/>
+    </w:p>
+    <w:p>
+      <w:pPr>
+        <w:rPr>
+          <w:rFonts w:asciiTheme="majorHAnsi" w:hAnsiTheme="majorHAnsi" w:cstheme="majorHAnsi"/>
+          <w:sz w:val="24"/>
+          <w:szCs w:val="24"/>
+        </w:rPr>
+      </w:pPr>
+    </w:p>
+    <w:p>
+      <w:pPr>
+        <w:rPr>
+          <w:rFonts w:asciiTheme="majorHAnsi" w:hAnsiTheme="majorHAnsi" w:cstheme="majorHAnsi"/>
+          <w:sz w:val="24"/>
+          <w:szCs w:val="24"/>
+        </w:rPr>
+      </w:pPr>
+      <w:r>
+        <w:rPr>
+          <w:rFonts w:asciiTheme="majorHAnsi" w:hAnsiTheme="majorHAnsi" w:cstheme="majorHAnsi"/>
+          <w:sz w:val="24"/>
+          <w:szCs w:val="24"/>
+        </w:rPr>
+        <w:t># на рабочем ПК</w:t>
+      </w:r>
+    </w:p>
+    <w:p>
+      <w:pPr>
+        <w:rPr>
+          <w:rFonts w:asciiTheme="majorHAnsi" w:hAnsiTheme="majorHAnsi" w:cstheme="majorHAnsi"/>
+          <w:sz w:val="24"/>
+          <w:szCs w:val="24"/>
+        </w:rPr>
+      </w:pPr>
+      <w:r>
+        <w:rPr>
+          <w:rFonts w:asciiTheme="majorHAnsi" w:hAnsiTheme="majorHAnsi" w:cstheme="majorHAnsi"/>
+          <w:sz w:val="24"/>
+          <w:szCs w:val="24"/>
+        </w:rPr>
+        <w:t># проверяем состояние индекса</w:t>
+      </w:r>
+    </w:p>
+    <w:p>
+      <w:pPr>
+        <w:rPr>
+          <w:rFonts w:asciiTheme="majorHAnsi" w:hAnsiTheme="majorHAnsi" w:cstheme="majorHAnsi"/>
+          <w:sz w:val="24"/>
+          <w:szCs w:val="24"/>
+          <w:lang w:val="en-US"/>
+        </w:rPr>
+      </w:pPr>
+      <w:r>
+        <w:rPr>
+          <w:rFonts w:asciiTheme="majorHAnsi" w:hAnsiTheme="majorHAnsi" w:cstheme="majorHAnsi"/>
+          <w:sz w:val="24"/>
+          <w:szCs w:val="24"/>
+          <w:lang w:val="en-US"/>
+        </w:rPr>
+        <w:t>git status</w:t>
+      </w:r>
+    </w:p>
+    <w:p>
+      <w:pPr>
+        <w:rPr>
+          <w:rFonts w:asciiTheme="majorHAnsi" w:hAnsiTheme="majorHAnsi" w:cstheme="majorHAnsi"/>
+          <w:sz w:val="24"/>
+          <w:szCs w:val="24"/>
+          <w:lang w:val="en-US"/>
+        </w:rPr>
+      </w:pPr>
+      <w:r>
+        <w:rPr>
+          <w:rFonts w:asciiTheme="majorHAnsi" w:hAnsiTheme="majorHAnsi" w:cstheme="majorHAnsi"/>
+          <w:sz w:val="24"/>
+          <w:szCs w:val="24"/>
+          <w:lang w:val="en-US"/>
+        </w:rPr>
+        <w:t xml:space="preserve"># </w:t>
+      </w:r>
+      <w:r>
+        <w:rPr>
+          <w:rFonts w:asciiTheme="majorHAnsi" w:hAnsiTheme="majorHAnsi" w:cstheme="majorHAnsi"/>
+          <w:sz w:val="24"/>
+          <w:szCs w:val="24"/>
+        </w:rPr>
+        <w:t>проверяем</w:t>
+      </w:r>
+      <w:r>
+        <w:rPr>
+          <w:rFonts w:asciiTheme="majorHAnsi" w:hAnsiTheme="majorHAnsi" w:cstheme="majorHAnsi"/>
+          <w:sz w:val="24"/>
+          <w:szCs w:val="24"/>
+          <w:lang w:val="en-US"/>
+        </w:rPr>
+        <w:t xml:space="preserve"> </w:t>
+      </w:r>
+      <w:r>
+        <w:rPr>
+          <w:rFonts w:asciiTheme="majorHAnsi" w:hAnsiTheme="majorHAnsi" w:cstheme="majorHAnsi"/>
+          <w:sz w:val="24"/>
+          <w:szCs w:val="24"/>
+        </w:rPr>
+        <w:t>коммиты</w:t>
+      </w:r>
+    </w:p>
+    <w:p>
+      <w:pPr>
+        <w:rPr>
+          <w:rFonts w:asciiTheme="majorHAnsi" w:hAnsiTheme="majorHAnsi" w:cstheme="majorHAnsi"/>
+          <w:sz w:val="24"/>
+          <w:szCs w:val="24"/>
+          <w:lang w:val="en-US"/>
+        </w:rPr>
+      </w:pPr>
+      <w:r>
+        <w:rPr>
+          <w:rFonts w:asciiTheme="majorHAnsi" w:hAnsiTheme="majorHAnsi" w:cstheme="majorHAnsi"/>
+          <w:sz w:val="24"/>
+          <w:szCs w:val="24"/>
+          <w:lang w:val="en-US"/>
+        </w:rPr>
+        <w:t>git log --</w:t>
+      </w:r>
+      <w:proofErr w:type="spellStart"/>
+      <w:r>
+        <w:rPr>
+          <w:rFonts w:asciiTheme="majorHAnsi" w:hAnsiTheme="majorHAnsi" w:cstheme="majorHAnsi"/>
+          <w:sz w:val="24"/>
+          <w:szCs w:val="24"/>
+          <w:lang w:val="en-US"/>
+        </w:rPr>
+        <w:t>oneline</w:t>
+      </w:r>
+      <w:proofErr w:type="spellEnd"/>
+    </w:p>
+    <w:p>
+      <w:pPr>
+        <w:rPr>
+          <w:rFonts w:asciiTheme="majorHAnsi" w:hAnsiTheme="majorHAnsi" w:cstheme="majorHAnsi"/>
+          <w:sz w:val="24"/>
+          <w:szCs w:val="24"/>
+        </w:rPr>
+      </w:pPr>
+      <w:r>
+        <w:rPr>
+          <w:rFonts w:asciiTheme="majorHAnsi" w:hAnsiTheme="majorHAnsi" w:cstheme="majorHAnsi"/>
+          <w:sz w:val="24"/>
+          <w:szCs w:val="24"/>
+        </w:rPr>
+        <w:t xml:space="preserve"># забираем с </w:t>
+      </w:r>
+      <w:proofErr w:type="spellStart"/>
+      <w:r>
+        <w:rPr>
+          <w:rFonts w:asciiTheme="majorHAnsi" w:hAnsiTheme="majorHAnsi" w:cstheme="majorHAnsi"/>
+          <w:sz w:val="24"/>
+          <w:szCs w:val="24"/>
+        </w:rPr>
+        <w:t>GitHub</w:t>
+      </w:r>
+      <w:proofErr w:type="spellEnd"/>
+      <w:r>
+        <w:rPr>
+          <w:rFonts w:asciiTheme="majorHAnsi" w:hAnsiTheme="majorHAnsi" w:cstheme="majorHAnsi"/>
+          <w:sz w:val="24"/>
+          <w:szCs w:val="24"/>
+        </w:rPr>
+        <w:t xml:space="preserve"> все новые изменения на текущий компьютер</w:t>
+      </w:r>
+    </w:p>
+    <w:p>
+      <w:pPr>
+        <w:rPr>
+          <w:rFonts w:asciiTheme="majorHAnsi" w:hAnsiTheme="majorHAnsi" w:cstheme="majorHAnsi"/>
+          <w:sz w:val="24"/>
+          <w:szCs w:val="24"/>
+          <w:lang w:val="en-US"/>
+        </w:rPr>
+      </w:pPr>
+      <w:r>
+        <w:rPr>
+          <w:rFonts w:asciiTheme="majorHAnsi" w:hAnsiTheme="majorHAnsi" w:cstheme="majorHAnsi"/>
+          <w:sz w:val="24"/>
+          <w:szCs w:val="24"/>
+          <w:lang w:val="en-US"/>
+        </w:rPr>
+        <w:t xml:space="preserve">git </w:t>
+      </w:r>
+      <w:proofErr w:type="gramStart"/>
+      <w:r>
+        <w:rPr>
+          <w:rFonts w:asciiTheme="majorHAnsi" w:hAnsiTheme="majorHAnsi" w:cstheme="majorHAnsi"/>
+          <w:sz w:val="24"/>
+          <w:szCs w:val="24"/>
+          <w:lang w:val="en-US"/>
+        </w:rPr>
+        <w:t>pull</w:t>
+      </w:r>
+      <w:proofErr w:type="gramEnd"/>
+    </w:p>
+    <w:p>
+      <w:pPr>
+        <w:rPr>
+          <w:rFonts w:asciiTheme="majorHAnsi" w:hAnsiTheme="majorHAnsi" w:cstheme="majorHAnsi"/>
+          <w:sz w:val="24"/>
+          <w:szCs w:val="24"/>
+          <w:lang w:val="en-US"/>
+        </w:rPr>
+      </w:pPr>
+      <w:r>
+        <w:rPr>
+          <w:rFonts w:asciiTheme="majorHAnsi" w:hAnsiTheme="majorHAnsi" w:cstheme="majorHAnsi"/>
+          <w:sz w:val="24"/>
+          <w:szCs w:val="24"/>
+          <w:lang w:val="en-US"/>
+        </w:rPr>
+        <w:t xml:space="preserve"># </w:t>
+      </w:r>
+      <w:r>
+        <w:rPr>
+          <w:rFonts w:asciiTheme="majorHAnsi" w:hAnsiTheme="majorHAnsi" w:cstheme="majorHAnsi"/>
+          <w:sz w:val="24"/>
+          <w:szCs w:val="24"/>
+        </w:rPr>
+        <w:t>проверяем</w:t>
+      </w:r>
+      <w:r>
+        <w:rPr>
+          <w:rFonts w:asciiTheme="majorHAnsi" w:hAnsiTheme="majorHAnsi" w:cstheme="majorHAnsi"/>
+          <w:sz w:val="24"/>
+          <w:szCs w:val="24"/>
+          <w:lang w:val="en-US"/>
+        </w:rPr>
+        <w:t xml:space="preserve"> </w:t>
+      </w:r>
+      <w:r>
+        <w:rPr>
+          <w:rFonts w:asciiTheme="majorHAnsi" w:hAnsiTheme="majorHAnsi" w:cstheme="majorHAnsi"/>
+          <w:sz w:val="24"/>
+          <w:szCs w:val="24"/>
+        </w:rPr>
+        <w:t>коммиты</w:t>
+      </w:r>
+    </w:p>
+    <w:p>
+      <w:pPr>
+        <w:rPr>
+          <w:rFonts w:asciiTheme="majorHAnsi" w:hAnsiTheme="majorHAnsi" w:cstheme="majorHAnsi"/>
+          <w:sz w:val="24"/>
+          <w:szCs w:val="24"/>
+          <w:lang w:val="en-US"/>
+        </w:rPr>
+      </w:pPr>
+      <w:r>
+        <w:rPr>
+          <w:rFonts w:asciiTheme="majorHAnsi" w:hAnsiTheme="majorHAnsi" w:cstheme="majorHAnsi"/>
+          <w:sz w:val="24"/>
+          <w:szCs w:val="24"/>
+          <w:lang w:val="en-US"/>
+        </w:rPr>
+        <w:t>git log --</w:t>
+      </w:r>
+      <w:proofErr w:type="spellStart"/>
+      <w:r>
+        <w:rPr>
+          <w:rFonts w:asciiTheme="majorHAnsi" w:hAnsiTheme="majorHAnsi" w:cstheme="majorHAnsi"/>
+          <w:sz w:val="24"/>
+          <w:szCs w:val="24"/>
+          <w:lang w:val="en-US"/>
+        </w:rPr>
+        <w:t>oneline</w:t>
+      </w:r>
+      <w:proofErr w:type="spellEnd"/>
+    </w:p>
+    <w:p>
+      <w:pPr>
+        <w:rPr>
+          <w:rFonts w:asciiTheme="majorHAnsi" w:hAnsiTheme="majorHAnsi" w:cstheme="majorHAnsi"/>
+          <w:sz w:val="24"/>
+          <w:szCs w:val="24"/>
+          <w:lang w:val="en-US"/>
+        </w:rPr>
+      </w:pPr>
+      <w:r>
+        <w:rPr>
+          <w:rFonts w:asciiTheme="majorHAnsi" w:hAnsiTheme="majorHAnsi" w:cstheme="majorHAnsi"/>
+          <w:sz w:val="24"/>
+          <w:szCs w:val="24"/>
+          <w:lang w:val="en-US"/>
+        </w:rPr>
+        <w:t xml:space="preserve">               </w:t>
+      </w:r>
+    </w:p>
+    <w:p>
+      <w:pPr>
+        <w:rPr>
+          <w:rFonts w:asciiTheme="majorHAnsi" w:hAnsiTheme="majorHAnsi" w:cstheme="majorHAnsi"/>
+          <w:sz w:val="24"/>
+          <w:szCs w:val="24"/>
+          <w:lang w:val="en-US"/>
+        </w:rPr>
+      </w:pPr>
+      <w:r>
+        <w:rPr>
+          <w:rFonts w:asciiTheme="majorHAnsi" w:hAnsiTheme="majorHAnsi" w:cstheme="majorHAnsi"/>
+          <w:sz w:val="24"/>
+          <w:szCs w:val="24"/>
+          <w:lang w:val="en-US"/>
+        </w:rPr>
+        <w:t xml:space="preserve"> </w:t>
+      </w:r>
+    </w:p>
+    <w:p>
+      <w:pPr>
+        <w:rPr>
+          <w:rFonts w:asciiTheme="majorHAnsi" w:hAnsiTheme="majorHAnsi" w:cstheme="majorHAnsi"/>
+          <w:sz w:val="24"/>
+          <w:szCs w:val="24"/>
+        </w:rPr>
+      </w:pPr>
+      <w:r>
+        <w:rPr>
+          <w:rFonts w:asciiTheme="majorHAnsi" w:hAnsiTheme="majorHAnsi" w:cstheme="majorHAnsi"/>
+          <w:sz w:val="24"/>
+          <w:szCs w:val="24"/>
+        </w:rPr>
+        <w:t>Полезные ссылки</w:t>
+      </w:r>
+    </w:p>
+    <w:p>
+      <w:pPr>
+        <w:rPr>
+          <w:rFonts w:asciiTheme="majorHAnsi" w:hAnsiTheme="majorHAnsi" w:cstheme="majorHAnsi"/>
+          <w:sz w:val="24"/>
+          <w:szCs w:val="24"/>
+        </w:rPr>
+      </w:pPr>
+      <w:r>
+        <w:rPr>
+          <w:rFonts w:asciiTheme="majorHAnsi" w:hAnsiTheme="majorHAnsi" w:cstheme="majorHAnsi"/>
+          <w:sz w:val="24"/>
+          <w:szCs w:val="24"/>
+        </w:rPr>
+        <w:t xml:space="preserve">Документация по команде </w:t>
+      </w:r>
+      <w:proofErr w:type="spellStart"/>
+      <w:r>
+        <w:rPr>
+          <w:rFonts w:asciiTheme="majorHAnsi" w:hAnsiTheme="majorHAnsi" w:cstheme="majorHAnsi"/>
+          <w:sz w:val="24"/>
+          <w:szCs w:val="24"/>
+        </w:rPr>
+        <w:t>git</w:t>
+      </w:r>
+      <w:proofErr w:type="spellEnd"/>
+      <w:r>
+        <w:rPr>
+          <w:rFonts w:asciiTheme="majorHAnsi" w:hAnsiTheme="majorHAnsi" w:cstheme="majorHAnsi"/>
+          <w:sz w:val="24"/>
+          <w:szCs w:val="24"/>
+        </w:rPr>
+        <w:t xml:space="preserve"> </w:t>
+      </w:r>
+      <w:proofErr w:type="spellStart"/>
+      <w:r>
+        <w:rPr>
+          <w:rFonts w:asciiTheme="majorHAnsi" w:hAnsiTheme="majorHAnsi" w:cstheme="majorHAnsi"/>
+          <w:sz w:val="24"/>
+          <w:szCs w:val="24"/>
+        </w:rPr>
+        <w:t>clone</w:t>
+      </w:r>
+      <w:proofErr w:type="spellEnd"/>
+      <w:r>
+        <w:rPr>
+          <w:rFonts w:asciiTheme="majorHAnsi" w:hAnsiTheme="majorHAnsi" w:cstheme="majorHAnsi"/>
+          <w:sz w:val="24"/>
+          <w:szCs w:val="24"/>
+        </w:rPr>
+        <w:t>: https://git-scm.com/docs/git-clone</w:t>
+      </w:r>
+    </w:p>
+    <w:p>
+      <w:pPr>
+        <w:rPr>
+          <w:rFonts w:asciiTheme="majorHAnsi" w:hAnsiTheme="majorHAnsi" w:cstheme="majorHAnsi"/>
+          <w:sz w:val="24"/>
+          <w:szCs w:val="24"/>
+        </w:rPr>
+      </w:pPr>
+      <w:r>
+        <w:rPr>
+          <w:rFonts w:asciiTheme="majorHAnsi" w:hAnsiTheme="majorHAnsi" w:cstheme="majorHAnsi"/>
+          <w:sz w:val="24"/>
+          <w:szCs w:val="24"/>
+        </w:rPr>
+        <w:t>Статья о клонировании репозиториев: https://git-scm.com/book/ru/v2/Приложение-C:-Команды-Git-Клонирование-и-создание-репозиториев</w:t>
       </w:r>
     </w:p>
     <w:sectPr>
